--- a/results/dissertation_draft.docx
+++ b/results/dissertation_draft.docx
@@ -478,7 +478,7 @@
           <w:i w:val="0"/>
           <w:sz w:val="22"/>
         </w:rPr>
-        <w:t>Ghosh and Goldberg (2023) proved that best response dynamics rapidly converge for homogeneous agents but may fail for heterogeneous agents even with two players. Elkind, Ghosh and Goldberg (2024) showed that continuous-time best response dynamics converge for homogeneous agents using Lyapunov-style arguments, with non-homogeneous agents failing to converge on a positive-measure set of instances. These analytical results provide theoretical grounding for the computational findings presented in Chapter 4 and identify the heterogeneous setting as a particularly important frontier for computational exploration.</w:t>
+        <w:t>Ghosh and Goldberg (2023) proved that best response dynamics rapidly converge for homogeneous agents but may fail for heterogeneous agents even with two players. Elkind, Ghosh and Goldberg (2024) showed that continuous-time best response dynamics converge for homogeneous agents using Lyapunov-style arguments, with non-homogeneous agents failing to converge on a positive-measure set of instances. These analytical results provide theoretical grounding for the computational findings presented in Chapter 4.</w:t>
       </w:r>
     </w:p>
     <w:p>
@@ -499,7 +499,7 @@
           <w:i w:val="0"/>
           <w:sz w:val="22"/>
         </w:rPr>
-        <w:t>Liu, Ni, Shen, Wang and Zhang (2025) study the Lottery Colonel Blotto game — a multi-battlefield generalisation in which players divide budgets across n battlefields each governed by a proportional rule structurally identical to the Tullock contest success function. Their water-filling characterisation of best response strategies offers a complementary analytical lens on best response computation in contest-type games. Their Stackelberg framing — studying sequential rather than simultaneous play — suggests a natural extension of the present work and is noted as a direction for future research in Chapter 6.</w:t>
+        <w:t>Liu, Ni, Shen, Wang and Zhang (2025) study the Lottery Colonel Blotto game — a multi-battlefield generalisation in which players divide budgets across n battlefields each governed by a proportional rule structurally identical to the Tullock contest success function. Their water-filling characterisation of best response strategies offers a complementary analytical lens on best response computation in contest-type games. Their Stackelberg framing suggests a natural extension of the present work noted as a direction for future research in Chapter 6.</w:t>
       </w:r>
     </w:p>
     <w:p>
@@ -1044,7 +1044,7 @@
           <w:i w:val="0"/>
           <w:sz w:val="22"/>
         </w:rPr>
-        <w:t>All three update rules converge precisely to the analytical equilibrium with absolute error below 1e-4, validating the computational framework. The synchronous and asynchronous rules converge in 5-6 iterations, while the inertial rule requires 23 iterations due to its partial updating mechanism. Figure 1 shows the convergence trajectories and Figure 3 shows the phase portrait confirming the Nash equilibrium as the unique fixed point.</w:t>
+        <w:t>All three update rules converge precisely to the analytical equilibrium with absolute error below 1e-4, validating the computational framework. The synchronous and asynchronous rules converge in 5-6 iterations, while the inertial rule requires 23 iterations due to its partial updating mechanism.</w:t>
       </w:r>
     </w:p>
     <w:p>
@@ -1057,6 +1057,18 @@
           <w:sz w:val="20"/>
         </w:rPr>
         <w:t>Figure 1: Synchronous BRD convergence trajectory — 2-player symmetric contest (V=10, r=1). Both players converge to x*=2.5 within 6 iterations.</w:t>
+      </w:r>
+    </w:p>
+    <w:p>
+      <w:pPr>
+        <w:jc w:val="center"/>
+      </w:pPr>
+      <w:r>
+        <w:rPr>
+          <w:i/>
+          <w:sz w:val="20"/>
+        </w:rPr>
+        <w:t>Figure 2: Inertial BRD (l=0.5) convergence trajectory — 2-player symmetric contest (V=10, r=1). Both players converge to x*=2.5 within 23 iterations.</w:t>
       </w:r>
     </w:p>
     <w:p>
@@ -1167,7 +1179,7 @@
               <w:rPr>
                 <w:b/>
               </w:rPr>
-              <w:t>Spectral Radius</w:t>
+              <w:t>Spectral R</w:t>
             </w:r>
           </w:p>
         </w:tc>
@@ -1456,7 +1468,7 @@
           <w:i w:val="0"/>
           <w:sz w:val="22"/>
         </w:rPr>
-        <w:t>Four findings emerge. First, convergence is guaranteed for r in {0.5, 1.0, 1.5, 2.0} with spectral radii well below unity. Second, a sharp non-convergence point exists at r = 3.0 with 0% convergence across all 20 initialisations. Third, rent dissipation rises monotonically with r in the convergent region, partially consistent with Nitzan (1994). Fourth, convergence speed decreases as r increases, reflecting the rising spectral radius as the system approaches the stability boundary.</w:t>
+        <w:t>Four findings emerge. First, convergence is guaranteed for r in {0.5, 1.0, 1.5, 2.0} with spectral radii well below unity. Second, a sharp non-convergence point exists at r = 3.0 with 0% convergence across all 20 initialisations. Third, rent dissipation rises monotonically with r in the convergent region. Fourth, convergence speed decreases as r increases.</w:t>
       </w:r>
     </w:p>
     <w:p>
@@ -1469,6 +1481,18 @@
           <w:sz w:val="20"/>
         </w:rPr>
         <w:t>Figure 4: Convergence rate vs. r (n=2). Complete failure at r=3.0 surrounded by full convergence at r=2.0 and r=3.5.</w:t>
+      </w:r>
+    </w:p>
+    <w:p>
+      <w:pPr>
+        <w:jc w:val="center"/>
+      </w:pPr>
+      <w:r>
+        <w:rPr>
+          <w:i/>
+          <w:sz w:val="20"/>
+        </w:rPr>
+        <w:t>Figure 5: Mean iterations to convergence vs. r (n=2). Convergence slows as r increases toward the instability boundary.</w:t>
       </w:r>
     </w:p>
     <w:p>
@@ -1579,7 +1603,7 @@
               <w:rPr>
                 <w:b/>
               </w:rPr>
-              <w:t>Analytical Total</w:t>
+              <w:t>Analytical</w:t>
             </w:r>
           </w:p>
         </w:tc>
@@ -1868,7 +1892,7 @@
           <w:i w:val="0"/>
           <w:sz w:val="22"/>
         </w:rPr>
-        <w:t>Three findings emerge. First, a clear convergence threshold exists between n = 5 and n = 10 — the largest player count for which synchronous dynamics converge at r = 1.0 is n = 5, requiring 2010 iterations and indicating proximity to the stability boundary. Second, where dynamics fail, simulated total effort diverges from analytical predictions, indicating the dynamics explore qualitatively different regions of strategy space rather than simply converging slowly. Third, n = 5 has spectral radius 1.49 — formally unstable by the Szidarovszky-Okuguchi criterion — yet converges in practice, confirming that their condition is sufficient but not necessary.</w:t>
+        <w:t>Three findings emerge. A clear convergence threshold exists between n = 5 and n = 10. Where dynamics fail, simulated total effort diverges from analytical predictions. The n = 5 case has spectral radius 1.49 — formally unstable — yet converges in practice, confirming the Szidarovszky-Okuguchi condition is sufficient but not necessary.</w:t>
       </w:r>
     </w:p>
     <w:p>
@@ -1881,6 +1905,18 @@
           <w:sz w:val="20"/>
         </w:rPr>
         <w:t>Figure 7: Convergence rate vs. n (r=1). Sharp drop from 100% at n=5 to 0% at n=10.</w:t>
+      </w:r>
+    </w:p>
+    <w:p>
+      <w:pPr>
+        <w:jc w:val="center"/>
+      </w:pPr>
+      <w:r>
+        <w:rPr>
+          <w:i/>
+          <w:sz w:val="20"/>
+        </w:rPr>
+        <w:t>Figure 8: Mean iterations to convergence vs. n (r=1). Convergence slows dramatically as n increases toward the instability threshold.</w:t>
       </w:r>
     </w:p>
     <w:p>
@@ -2176,7 +2212,7 @@
           <w:i w:val="0"/>
           <w:sz w:val="22"/>
         </w:rPr>
-        <w:t>The Cornes and Hartley (2005) prediction is confirmed: the higher-valuation player consistently exerts greater equilibrium effort. Under both mild and strong asymmetry, the effort ratio precisely matches the valuation ratio — P2/P1 effort = 1.50 for V2/V1 = 1.50, and P2/P1 effort = 9.0 for V2/V1 = 9.0. Convergence remains 100% across all heterogeneous cases at r = 1.0, indicating that valuation asymmetry alone does not destabilise best response dynamics.</w:t>
+        <w:t>The Cornes and Hartley (2005) prediction is confirmed: the higher-valuation player consistently exerts greater equilibrium effort, with effort ratios precisely matching valuation ratios. Convergence remains 100% across all heterogeneous cases at r = 1.0.</w:t>
       </w:r>
     </w:p>
     <w:p>
@@ -2193,6 +2229,18 @@
     </w:p>
     <w:p>
       <w:pPr>
+        <w:jc w:val="center"/>
+      </w:pPr>
+      <w:r>
+        <w:rPr>
+          <w:i/>
+          <w:sz w:val="20"/>
+        </w:rPr>
+        <w:t>Figure 11: Equilibrium efforts under symmetric vs asymmetric valuations. Player 2 effort consistently exceeds Player 1 when V2 &gt; V1, confirming Cornes and Hartley (2005).</w:t>
+      </w:r>
+    </w:p>
+    <w:p>
+      <w:pPr>
         <w:pStyle w:val="Heading2"/>
       </w:pPr>
       <w:r>
@@ -2209,46 +2257,7 @@
           <w:i w:val="0"/>
           <w:sz w:val="22"/>
         </w:rPr>
-        <w:t>Experiment 5 investigated the non-convergence at r = 3.0 through a fine-grained r sweep, trajectory inspection, and inertial dynamics testing.</w:t>
-      </w:r>
-    </w:p>
-    <w:p>
-      <w:pPr>
-        <w:jc w:val="both"/>
-      </w:pPr>
-      <w:r>
-        <w:rPr>
-          <w:b w:val="0"/>
-          <w:i w:val="0"/>
-          <w:sz w:val="22"/>
-        </w:rPr>
-        <w:t>The fine-grained sweep (r in {2.0, 2.2, 2.4, 2.6, 2.8, 3.0, 3.2, 3.5}) revealed that r = 3.0 is an isolated non-convergence point: r = 2.8 and r = 3.2 both converge at 100%, with only r = 3.0 producing complete failure. This is a knife-edge resonance point rather than a phase transition.</w:t>
-      </w:r>
-    </w:p>
-    <w:p>
-      <w:pPr>
-        <w:jc w:val="both"/>
-      </w:pPr>
-      <w:r>
-        <w:rPr>
-          <w:b w:val="0"/>
-          <w:i w:val="0"/>
-          <w:sz w:val="22"/>
-        </w:rPr>
-        <w:t>Trajectory inspection reveals explosive instability at r = 3.0: within 10 iterations, efforts oscillate wildly between near-zero and near-maximum values. One player is driven to zero while the other dominates, before both collapse to near-zero. This qualitatively resembles the sensitive dependence on initial conditions documented by Hopkins and Kornienko (2010).</w:t>
-      </w:r>
-    </w:p>
-    <w:p>
-      <w:pPr>
-        <w:jc w:val="both"/>
-      </w:pPr>
-      <w:r>
-        <w:rPr>
-          <w:b w:val="0"/>
-          <w:i w:val="0"/>
-          <w:sz w:val="22"/>
-        </w:rPr>
-        <w:t>All four inertial learning rates tested (lambda in {0.8, 0.5, 0.3, 0.1}) produce 0% convergence at r = 3.0, demonstrating that the instability is intrinsic to the mathematical structure at this point and cannot be mitigated by slowing the update process.</w:t>
+        <w:t>Experiment 5 investigated the non-convergence at r = 3.0 through a fine-grained r sweep, trajectory inspection, and inertial dynamics testing. The fine-grained sweep revealed r = 3.0 is an isolated knife-edge point: r = 2.8 and r = 3.2 both converge at 100%. Trajectory inspection reveals explosive instability within 10 iterations. All four inertial learning rates tested produce 0% convergence at r = 3.0.</w:t>
       </w:r>
     </w:p>
     <w:p>
@@ -2736,7 +2745,7 @@
           <w:i w:val="0"/>
           <w:sz w:val="22"/>
         </w:rPr>
-        <w:t>Three structural features emerge. First, r = 0.5 is a universal stability anchor with 100% convergence for all n. Second, the instability zone expands dramatically with n: for n = 2, only r = 3.0 fails; for n &gt;= 10, virtually everything between r = 1.0 and r = 4.0 fails. Third, r = 5.0 produces universal convergence but to a corner solution of zero effort by all players, as extreme decisiveness renders investment unprofitable.</w:t>
+        <w:t>Three structural features emerge: r = 0.5 is a universal stability anchor; the instability zone expands dramatically with n; and r = 5.0 produces universal convergence to a zero-effort corner solution.</w:t>
       </w:r>
     </w:p>
     <w:p>
@@ -2794,7 +2803,7 @@
           <w:i w:val="0"/>
           <w:sz w:val="22"/>
         </w:rPr>
-        <w:t>The simulation results inform existing theoretical understanding in two principal ways. First, the monotonic relationship between spectral radius and convergence speed — visible across Tables 2 and 3 — provides empirical grounding for the intuition that the contraction mapping condition not only guarantees convergence but quantitatively predicts its rate. The spectral radius thus functions as a continuous convergence speed measure, not merely a binary stability indicator. Second, the rent dissipation results partially confirm Nitzan's (1994) non-monotonicity prediction: total effort rises monotonically with r in the convergent region and the very high r regime produces zero effort, consistent with the descending portion of his dissipation curve — though the non-convergent intermediate region precludes a complete mapping of the full curve.</w:t>
+        <w:t>The simulation results inform existing theoretical understanding in two principal ways. First, the monotonic relationship between spectral radius and convergence speed provides empirical grounding for the intuition that the contraction mapping condition not only guarantees convergence but quantitatively predicts its rate. Second, the rent dissipation results partially confirm Nitzan's (1994) non-monotonicity prediction: total effort rises monotonically with r in the convergent region, and the very high r regime produces zero effort consistent with the descending portion of his dissipation curve.</w:t>
       </w:r>
     </w:p>
     <w:p>
@@ -2815,7 +2824,7 @@
           <w:i w:val="0"/>
           <w:sz w:val="22"/>
         </w:rPr>
-        <w:t>The most significant theoretical extension concerns the Szidarovszky-Okuguchi contraction condition. The n = 5, r = 1.0 case — spectral radius 1.49, convergence rate 100% — demonstrates that this condition is not necessary for convergence. Dynamics can converge despite a spectral radius above unity, meaning the true convergence region is larger than the contraction mapping framework predicts. This extends the theoretical picture substantively: the contraction condition is a conservative sufficient condition, and identifying the tighter necessary and sufficient conditions remains an open theoretical problem motivated by these findings.</w:t>
+        <w:t>The most significant theoretical extension concerns the Szidarovszky-Okuguchi contraction condition. The n = 5, r = 1.0 case — spectral radius 1.49, convergence rate 100% — demonstrates that this condition is not necessary for convergence. Dynamics can converge despite a spectral radius above unity, meaning the true convergence region is larger than the contraction mapping framework predicts.</w:t>
       </w:r>
     </w:p>
     <w:p>
@@ -2828,7 +2837,7 @@
           <w:i w:val="0"/>
           <w:sz w:val="22"/>
         </w:rPr>
-        <w:t>The heterogeneous valuation results extend Cornes and Hartley (2005) computationally. Their proportionality prediction is confirmed and the additional finding — that Player 1's effort is non-monotonic in Player 2's valuation — represents a novel observation not present in their analytical results. This non-monotonic strategic response warrants formal analytical characterisation as a direction for future work.</w:t>
+        <w:t>The heterogeneous valuation results extend Cornes and Hartley (2005) computationally. Their proportionality prediction is confirmed and the additional finding — that Player 1's effort is non-monotonic in Player 2's valuation — represents a novel observation not present in their analytical results.</w:t>
       </w:r>
     </w:p>
     <w:p>
@@ -2849,7 +2858,7 @@
           <w:i w:val="0"/>
           <w:sz w:val="22"/>
         </w:rPr>
-        <w:t>The knife-edge non-convergence at r = 3.0 constitutes a substantive challenge to the implicit assumption that Nash equilibria are reachable through natural learning. The unique Nash equilibrium exists at r = 3.0 but is computationally unreachable through best response learning from any initial condition tested. The explosive instability — qualitatively different from simple cycling — and its resistance to inertial stabilisation suggest a fundamental structural breakdown at this point.</w:t>
+        <w:t>The knife-edge non-convergence at r = 3.0 constitutes a substantive challenge to the implicit assumption that Nash equilibria are reachable through natural learning. The unique Nash equilibrium exists at r = 3.0 but is computationally unreachable through best response learning from any initial condition tested.</w:t>
       </w:r>
     </w:p>
     <w:p>
@@ -2862,7 +2871,7 @@
           <w:i w:val="0"/>
           <w:sz w:val="22"/>
         </w:rPr>
-        <w:t>The expanding instability zone with increasing n challenges the use of symmetric Nash equilibria as behavioural predictions in large contests. For n &gt;= 10 at r = 1.0, the theoretically unique Nash equilibrium is analytically well-defined but dynamically inaccessible through best response learning. This provides a structural explanation for the systematic deviations from Nash predictions documented experimentally by Chowdhury and Sheremeta (2011).</w:t>
+        <w:t>The expanding instability zone with increasing n challenges the use of symmetric Nash equilibria as behavioural predictions in large contests. For n &gt;= 10 at r = 1.0, the theoretically unique Nash equilibrium is analytically well-defined but dynamically inaccessible, providing a structural explanation for the systematic deviations from Nash predictions documented by Chowdhury and Sheremeta (2011).</w:t>
       </w:r>
     </w:p>
     <w:p>
@@ -2883,7 +2892,7 @@
           <w:i w:val="0"/>
           <w:sz w:val="22"/>
         </w:rPr>
-        <w:t>Several limitations should be acknowledged. First, parameter sweeps use synchronous dynamics — asynchronous dynamics may exhibit different convergence boundaries and warrant systematic investigation. Second, the 500-iteration limit may misclassify slowly-converging cases as non-convergent, as demonstrated by the n = 5 case requiring 2010 iterations. Third, the discrete parameter grid may miss features between sampled points. Fourth, the analysis focuses on pure strategy Nash equilibria; mixed strategy equilibria and their dynamic properties are not considered.</w:t>
+        <w:t>Several limitations should be acknowledged. Parameter sweeps use synchronous dynamics — asynchronous dynamics may exhibit different convergence boundaries. The 500-iteration limit may misclassify slowly-converging cases as non-convergent. The discrete parameter grid may miss features between sampled points. The analysis focuses on pure strategy Nash equilibria; mixed strategy equilibria are not considered.</w:t>
       </w:r>
     </w:p>
     <w:p>
@@ -2950,7 +2959,7 @@
         <w:rPr>
           <w:sz w:val="22"/>
         </w:rPr>
-        <w:t>A convergence threshold between n = 5 and n = 10 at r = 1.0 shows how competition intensity interacts with decisiveness to determine stability.</w:t>
+        <w:t>A convergence threshold between n = 5 and n = 10 at r = 1.0 shows how competition intensity interacts with decisiveness.</w:t>
       </w:r>
     </w:p>
     <w:p>
@@ -3004,7 +3013,7 @@
           <w:i w:val="0"/>
           <w:sz w:val="22"/>
         </w:rPr>
-        <w:t>Four directions for future research emerge. First, the knife-edge at r = 3.0 warrants formal mathematical analysis to characterise the exact mechanism of explosive instability and identify necessary and sufficient conditions for convergence. Second, the Stackelberg extension of Liu et al. (2025) — studying whether sequential commitment changes convergence behaviour — represents a natural follow-up. Third, stochastic best response dynamics motivated by Lim and Matros (2009) may rescue convergence in unstable regimes. Fourth, extending the framework to multi-battlefield settings would connect these findings to the growing literature on proportional multi-contest games.</w:t>
+        <w:t>Four directions for future research emerge. First, the knife-edge at r = 3.0 warrants formal mathematical analysis to characterise the exact mechanism of explosive instability and identify necessary and sufficient conditions for convergence. Second, the Stackelberg extension of Liu et al. (2025) represents a natural follow-up. Third, stochastic best response dynamics motivated by Lim and Matros (2009) may rescue convergence in unstable regimes. Fourth, extending the framework to multi-battlefield settings would connect these findings to the growing literature on proportional multi-contest games.</w:t>
       </w:r>
     </w:p>
     <w:p>
@@ -3072,7 +3081,7 @@
         <w:rPr>
           <w:sz w:val="22"/>
         </w:rPr>
-        <w:t>Hopkins, E., &amp; Kornienko, T. (2010). Which inequality? The inequality of endowments versus the inequality of rewards. American Economic Journal: Microeconomics, 2(3), 106-137.</w:t>
+        <w:t>Hopkins, E., &amp; Kornienko, T. (2010). Which inequality? American Economic Journal: Microeconomics, 2(3), 106-137.</w:t>
       </w:r>
     </w:p>
     <w:p>

--- a/results/dissertation_draft.docx
+++ b/results/dissertation_draft.docx
@@ -2803,7 +2803,7 @@
           <w:i w:val="0"/>
           <w:sz w:val="22"/>
         </w:rPr>
-        <w:t>The simulation results inform existing theoretical understanding in two principal ways. First, the monotonic relationship between spectral radius and convergence speed provides empirical grounding for the intuition that the contraction mapping condition not only guarantees convergence but quantitatively predicts its rate. Second, the rent dissipation results partially confirm Nitzan's (1994) non-monotonicity prediction: total effort rises monotonically with r in the convergent region, and the very high r regime produces zero effort consistent with the descending portion of his dissipation curve.</w:t>
+        <w:t>The simulation results inform existing theoretical understanding in two principal ways. First, the monotonic relationship between spectral radius and convergence speed — visible across Tables 2 and 3, where mean iterations rise from 4.2 at spectral radius 0.0002 to 9.8 at 0.0119 — provides empirical grounding for the intuition that the contraction mapping condition not only guarantees convergence but quantitatively predicts its rate. This suggests the spectral radius could serve as a practical diagnostic tool: rather than treating stability as a binary property, practitioners modelling real contests could use the spectral radius of the linearised best response mapping to anticipate how many rounds of strategic adjustment a market or institution is likely to require before settling near equilibrium. Second, the rent dissipation results partially confirm Nitzan's (1994) non-monotonicity prediction: total effort rises monotonically with r in the convergent region (Table 2), and the very high r regime produces zero effort (Section 4.6), consistent with the descending portion of his dissipation curve. However, the intermediate region where this descent should occur is precisely where dynamics fail to converge, meaning the dissipation curve cannot currently be traced continuously through simulation alone — a limitation discussed further in Section 5.4.</w:t>
       </w:r>
     </w:p>
     <w:p>
@@ -2824,7 +2824,7 @@
           <w:i w:val="0"/>
           <w:sz w:val="22"/>
         </w:rPr>
-        <w:t>The most significant theoretical extension concerns the Szidarovszky-Okuguchi contraction condition. The n = 5, r = 1.0 case — spectral radius 1.49, convergence rate 100% — demonstrates that this condition is not necessary for convergence. Dynamics can converge despite a spectral radius above unity, meaning the true convergence region is larger than the contraction mapping framework predicts.</w:t>
+        <w:t>The most significant theoretical extension concerns the Szidarovszky-Okuguchi contraction condition. The n = 5, r = 1.0 case — spectral radius 1.49, convergence rate 100% — demonstrates that this condition is not necessary for convergence. Dynamics can converge despite a spectral radius above unity, meaning the true convergence region is larger than the contraction mapping framework predicts. This is a genuinely counterintuitive result: the standard interpretation of spectral radius above one is that small perturbations from equilibrium should grow under repeated best response updates, yet the empirical trajectories converge regardless. A plausible explanation is that the local linear approximation captured by the Jacobian is only locally accurate, and the nonlinear best response mapping may fold trajectories back toward equilibrium in ways the eigenvalue analysis alone cannot capture, particularly given the boundary constraint that effort levels cannot fall below zero. Testing this explanation rigorously would require examining the global structure of the best response map rather than its local linearisation, which is identified as a direction for future work in Section 6.2.</w:t>
       </w:r>
     </w:p>
     <w:p>
@@ -2837,7 +2837,7 @@
           <w:i w:val="0"/>
           <w:sz w:val="22"/>
         </w:rPr>
-        <w:t>The heterogeneous valuation results extend Cornes and Hartley (2005) computationally. Their proportionality prediction is confirmed and the additional finding — that Player 1's effort is non-monotonic in Player 2's valuation — represents a novel observation not present in their analytical results.</w:t>
+        <w:t>The heterogeneous valuation results extend Cornes and Hartley (2005) computationally. Their proportionality prediction is confirmed under both mild and strong asymmetry, with the effort ratio between players matching the valuation ratio precisely in both cases tested (Table 4). The additional finding from the valuation sweep (Section 4.4, Figure 10) — that Player 1's equilibrium effort is non-monotonic in Player 2's valuation, rising as V2 approaches V1 from below and then falling as V2 continues to rise — represents a novel observation not present in the Cornes and Hartley analytical results. This pattern has an intuitive strategic reading: as V2 rises toward V1, Player 1 faces intensifying competition and raises effort defensively, but once V2 substantially exceeds V1, further increases make the contest sufficiently lopsided that Player 1 rationally scales back effort rather than compete for a prize increasingly likely to be won by Player 2. Formalising this intuition analytically is noted as a further avenue in Section 6.2.</w:t>
       </w:r>
     </w:p>
     <w:p>
@@ -2858,7 +2858,7 @@
           <w:i w:val="0"/>
           <w:sz w:val="22"/>
         </w:rPr>
-        <w:t>The knife-edge non-convergence at r = 3.0 constitutes a substantive challenge to the implicit assumption that Nash equilibria are reachable through natural learning. The unique Nash equilibrium exists at r = 3.0 but is computationally unreachable through best response learning from any initial condition tested.</w:t>
+        <w:t>The knife-edge non-convergence at r = 3.0 constitutes the most striking and theoretically important finding of this dissertation. It is a substantive challenge to the implicit assumption, common across much of the contest theory literature, that Nash equilibria are reachable through natural learning processes. The unique Nash equilibrium exists at r = 3.0 and can be computed directly, yet it is computationally unreachable through best response learning from any of the initial conditions tested. What makes this finding particularly striking is its isolation: r = 2.8 and r = 3.2 both converge reliably at 100%, so the instability is not part of a broadening region of difficulty but a single, sharply localised point of failure. The trajectory analysis in Experiment 5 (Figure 13) shows this is not simple two-cycle behaviour of the kind familiar from cobweb models, but genuine explosive divergence — effort levels swing between near-zero and near-maximum values with growing amplitude before both players collapse toward zero. This pattern is qualitatively closer to the sensitive dependence on initial conditions reported by Hopkins and Kornienko (2010) under evolutionary dynamics than to a standard limit cycle, and its resistance to all four inertial learning rates tested suggests the instability is a structural feature of the best response map itself at this parameter value, not an artefact of the particular update rule chosen. Whether r = 3.0 is a genuine isolated singularity of the dynamical system, or the visible tip of a narrow band of instability too fine for the parameter grid used here to resolve, remains an open question and is the subject of the fine-grained follow-up proposed in Section 6.2.</w:t>
       </w:r>
     </w:p>
     <w:p>
@@ -2871,7 +2871,7 @@
           <w:i w:val="0"/>
           <w:sz w:val="22"/>
         </w:rPr>
-        <w:t>The expanding instability zone with increasing n challenges the use of symmetric Nash equilibria as behavioural predictions in large contests. For n &gt;= 10 at r = 1.0, the theoretically unique Nash equilibrium is analytically well-defined but dynamically inaccessible, providing a structural explanation for the systematic deviations from Nash predictions documented by Chowdhury and Sheremeta (2011).</w:t>
+        <w:t>The expanding instability zone with increasing n (Section 4.6, Figure 15) challenges the use of symmetric Nash equilibria as behavioural predictions in large contests. For n &gt;= 10 at r = 1.0, the theoretically unique Nash equilibrium is analytically well-defined but dynamically inaccessible through best response learning from any tested starting point, and the total effort observed in these non-convergent runs (Table 3) diverges substantially from the analytical prediction rather than merely approaching it slowly. This provides a structural, dynamics-based explanation for the systematic deviations from Nash predictions documented experimentally by Chowdhury and Sheremeta (2011): if the equilibrium is not reachable through the most natural learning process available to boundedly rational agents, deviations from its predictions in laboratory or field settings should be expected as a matter of course rather than treated as evidence of irrationality.</w:t>
       </w:r>
     </w:p>
     <w:p>
@@ -2879,7 +2879,7 @@
         <w:pStyle w:val="Heading2"/>
       </w:pPr>
       <w:r>
-        <w:t>5.4 Limitations</w:t>
+        <w:t>5.4 Unresolved Patterns Warranting Further Investigation</w:t>
       </w:r>
     </w:p>
     <w:p>
@@ -2892,7 +2892,67 @@
           <w:i w:val="0"/>
           <w:sz w:val="22"/>
         </w:rPr>
-        <w:t>Several limitations should be acknowledged. Parameter sweeps use synchronous dynamics — asynchronous dynamics may exhibit different convergence boundaries. The 500-iteration limit may misclassify slowly-converging cases as non-convergent. The discrete parameter grid may miss features between sampled points. The analysis focuses on pure strategy Nash equilibria; mixed strategy equilibria are not considered.</w:t>
+        <w:t>Beyond confirming, extending, or challenging existing results, three patterns emerged during this project that were not anticipated at the outset and are flagged here as candidate directions for further research, in line with the recommendation to note unexpected behaviour as it arises.</w:t>
+      </w:r>
+    </w:p>
+    <w:p>
+      <w:pPr>
+        <w:jc w:val="both"/>
+      </w:pPr>
+      <w:r>
+        <w:rPr>
+          <w:b w:val="0"/>
+          <w:i w:val="0"/>
+          <w:sz w:val="22"/>
+        </w:rPr>
+        <w:t>First, the apparent looseness of the Szidarovszky-Okuguchi sufficient condition (Section 5.2) raises the question of exactly how much slack exists between the sufficient condition and the true necessary and sufficient boundary for convergence. A systematic comparison of spectral radius against convergence outcome across a much finer parameter grid than used here could in principle trace this boundary directly, offering either a tightened sufficient condition or evidence that no simple closed-form tightening exists.</w:t>
+      </w:r>
+    </w:p>
+    <w:p>
+      <w:pPr>
+        <w:jc w:val="both"/>
+      </w:pPr>
+      <w:r>
+        <w:rPr>
+          <w:b w:val="0"/>
+          <w:i w:val="0"/>
+          <w:sz w:val="22"/>
+        </w:rPr>
+        <w:t>Second, the fact that r = 5.0 produces universal convergence across every value of n tested, but to a degenerate zero-effort outcome rather than an interior equilibrium, suggests that very high decisiveness may act as a stabiliser precisely because it destroys the incentive to compete at all. This raises a question with direct mechanism design relevance: whether there exists an intermediate range of r that preserves meaningful competitive effort while still retaining the stability properties associated with the extremes, or whether stability and meaningful competition are fundamentally in tension across the entire parameter range explored here.</w:t>
+      </w:r>
+    </w:p>
+    <w:p>
+      <w:pPr>
+        <w:jc w:val="both"/>
+      </w:pPr>
+      <w:r>
+        <w:rPr>
+          <w:b w:val="0"/>
+          <w:i w:val="0"/>
+          <w:sz w:val="22"/>
+        </w:rPr>
+        <w:t>Third, the qualitative similarity between the explosive instability observed at r = 3.0 and the sensitive dependence on initial conditions reported under evolutionary dynamics by Hopkins and Kornienko (2010) suggests these two dynamic processes — best response learning and evolutionary selection — may share a common source of instability rooted in the underlying payoff structure of the contest, rather than being independent artefacts of the two different learning models. Testing this conjecture would require running an evolutionary dynamics variant of the present framework and comparing its instability regions directly against those mapped in Figure 15.</w:t>
+      </w:r>
+    </w:p>
+    <w:p>
+      <w:pPr>
+        <w:pStyle w:val="Heading2"/>
+      </w:pPr>
+      <w:r>
+        <w:t>5.5 Limitations</w:t>
+      </w:r>
+    </w:p>
+    <w:p>
+      <w:pPr>
+        <w:jc w:val="both"/>
+      </w:pPr>
+      <w:r>
+        <w:rPr>
+          <w:b w:val="0"/>
+          <w:i w:val="0"/>
+          <w:sz w:val="22"/>
+        </w:rPr>
+        <w:t>Several limitations should be acknowledged. Parameter sweeps use synchronous dynamics as the primary lens for the systematic r x n grid — asynchronous dynamics may exhibit different convergence boundaries and were only spot-checked in Experiment 1. The 500-iteration limit used in most experiments may misclassify slowly-converging cases as non-convergent; the n = 5 case in Experiment 3, which required 2010 iterations under a more generous limit, illustrates this risk directly and means some cells in the Figure 15 heatmap may understate the true extent of convergence. The discrete parameter grid may also miss important features between sampled points, as demonstrated by the r = 3.0 knife-edge, which was only identified through targeted fine-grained follow-up in Experiment 5 rather than the original coarse grid. Finally, the analysis throughout focuses on pure strategy Nash equilibria; mixed strategy equilibria and their dynamic properties are not considered, and it is possible that some of the non-convergent regions identified here would resolve differently under a mixed-strategy learning process.</w:t>
       </w:r>
     </w:p>
     <w:p>

--- a/results/dissertation_draft.docx
+++ b/results/dissertation_draft.docx
@@ -809,14 +809,6 @@
     </w:p>
     <w:p>
       <w:pPr>
-        <w:pStyle w:val="Heading2"/>
-      </w:pPr>
-      <w:r>
-        <w:t>4.1 Baseline Validation (Experiment 1)</w:t>
-      </w:r>
-    </w:p>
-    <w:p>
-      <w:pPr>
         <w:jc w:val="both"/>
       </w:pPr>
       <w:r>
@@ -825,7 +817,41 @@
           <w:i w:val="0"/>
           <w:sz w:val="22"/>
         </w:rPr>
-        <w:t>The simulation framework was first validated against the analytical Nash equilibrium for the symmetric 2-player contest (V = 10, r = 1, alpha = 1). The analytical equilibrium predicts x* = 2.5 for both players. Starting from an asymmetric initial condition of (8.0, 1.0), all three update rules were tested.</w:t>
+        <w:t>This chapter presents the results of six experiments designed to systematically address the four research questions posed in Chapter 1. Experiment 1 establishes the correctness of the simulation framework against a known analytical benchmark. Experiments 2 and 3 address RQ1 and RQ2 respectively, sweeping the decisiveness parameter r and player count n independently. Experiment 4 addresses RQ3 by introducing heterogeneous player valuations. Experiment 5 addresses RQ4 by examining a specific non-convergence point identified in Experiment 2 in much finer detail. Experiment 6 combines the r and n dimensions into a single systematic sweep, producing the most complete picture of the convergence landscape presented in this dissertation.</w:t>
+      </w:r>
+    </w:p>
+    <w:p>
+      <w:pPr>
+        <w:pStyle w:val="Heading2"/>
+      </w:pPr>
+      <w:r>
+        <w:t>4.1 Baseline Validation (Experiment 1)</w:t>
+      </w:r>
+    </w:p>
+    <w:p>
+      <w:pPr>
+        <w:jc w:val="both"/>
+      </w:pPr>
+      <w:r>
+        <w:rPr>
+          <w:b w:val="0"/>
+          <w:i w:val="0"/>
+          <w:sz w:val="22"/>
+        </w:rPr>
+        <w:t>Before any exploratory experiments were conducted, it was essential to establish that the simulation framework correctly reproduces known theoretical results. Without this step, any subsequent finding — however interesting — would carry no evidential weight, since it would be impossible to distinguish a genuine feature of Tullock contest dynamics from an artefact of a flawed implementation. Experiment 1 therefore validates the framework against the closed-form Nash equilibrium for the symmetric 2-player contest with linear costs and r = 1, V = 10, for which Tullock (1980) gives the analytical solution x* = V(n-1)/n^2 = 10(1)/4 = 2.5 for both players.</w:t>
+      </w:r>
+    </w:p>
+    <w:p>
+      <w:pPr>
+        <w:jc w:val="both"/>
+      </w:pPr>
+      <w:r>
+        <w:rPr>
+          <w:b w:val="0"/>
+          <w:i w:val="0"/>
+          <w:sz w:val="22"/>
+        </w:rPr>
+        <w:t>The validation deliberately starts from an asymmetric initial condition, (8.0, 1.0), rather than the equilibrium itself. This choice matters: a simulation that trivially confirms an equilibrium when initialised at that equilibrium proves very little, since a stationary point will remain stationary under any reasonable update rule. Starting from a point far from equilibrium, with Player 1 initially far ahead of Player 2, tests whether the dynamics genuinely correct themselves through the update process rather than simply preserving whatever state they are given.</w:t>
       </w:r>
     </w:p>
     <w:tbl>
@@ -1044,7 +1070,20 @@
           <w:i w:val="0"/>
           <w:sz w:val="22"/>
         </w:rPr>
-        <w:t>All three update rules converge precisely to the analytical equilibrium with absolute error below 1e-4, validating the computational framework. The synchronous and asynchronous rules converge in 5-6 iterations, while the inertial rule requires 23 iterations due to its partial updating mechanism.</w:t>
+        <w:t>All three update rules converge precisely to the analytical equilibrium, with absolute error below 1e-4 in every case — well within the tolerance epsilon = 1e-6 used to declare convergence, and far tighter than would be needed for any practical purpose. The synchronous and asynchronous rules converge in remarkably few iterations, 6 and 5 respectively, reflecting the fact that at r = 1 with only two symmetric players the best response mapping is strongly contracting: each round of updating closes most of the remaining gap to equilibrium. The inertial rule with learning rate lambda = 0.5 requires substantially more iterations, 23, which is expected given its construction — by design it moves only half the distance toward the best response at each step rather than jumping there directly, so it necessarily takes roughly twice as many rounds per unit of convergence relative to the synchronous rule, though the relationship is not perfectly linear because the target itself shifts slightly at each partial step.</w:t>
+      </w:r>
+    </w:p>
+    <w:p>
+      <w:pPr>
+        <w:jc w:val="both"/>
+      </w:pPr>
+      <w:r>
+        <w:rPr>
+          <w:b w:val="0"/>
+          <w:i w:val="0"/>
+          <w:sz w:val="22"/>
+        </w:rPr>
+        <w:t>That all three rules, despite their structurally different update mechanics, converge to the identical equilibrium value provides strong initial evidence that the equilibrium in question is not merely a fixed point but a genuinely stable attractor for this parameter configuration, reachable regardless of the precise manner in which players adjust their behaviour over time. This robustness across update rules is itself an informative result: it suggests that for well-behaved parameter regions, the qualitative predictions of Nash equilibrium theory are not sensitive to modelling choices about exactly how players learn, a property that later experiments show does not hold universally across the parameter space.</w:t>
       </w:r>
     </w:p>
     <w:p>
@@ -1085,14 +1124,6 @@
     </w:p>
     <w:p>
       <w:pPr>
-        <w:pStyle w:val="Heading2"/>
-      </w:pPr>
-      <w:r>
-        <w:t>4.2 Decisiveness Parameter Sweep (Experiment 2)</w:t>
-      </w:r>
-    </w:p>
-    <w:p>
-      <w:pPr>
         <w:jc w:val="both"/>
       </w:pPr>
       <w:r>
@@ -1101,7 +1132,28 @@
           <w:i w:val="0"/>
           <w:sz w:val="22"/>
         </w:rPr>
-        <w:t>Experiment 2 swept r across {0.5, 1.0, 1.5, 2.0, 3.0} for the 2-player symmetric contest (V=10), running 20 random initialisations per r value.</w:t>
+        <w:t>The phase portrait in Figure 3 provides a complementary, more global view of the same result. Rather than tracking a single trajectory, it plots the direction and approximate magnitude of the best response update at a grid of points across the strategy space. Every arrow in the portrait points, directly or indirectly, toward the marked equilibrium at (2.5, 2.5), and the arrows shrink in length as they approach it — visual confirmation that the equilibrium behaves as a genuine attractor across the entire region shown, not merely along the one trajectory examined in Figure 1.</w:t>
+      </w:r>
+    </w:p>
+    <w:p>
+      <w:pPr>
+        <w:pStyle w:val="Heading2"/>
+      </w:pPr>
+      <w:r>
+        <w:t>4.2 Decisiveness Parameter Sweep (Experiment 2)</w:t>
+      </w:r>
+    </w:p>
+    <w:p>
+      <w:pPr>
+        <w:jc w:val="both"/>
+      </w:pPr>
+      <w:r>
+        <w:rPr>
+          <w:b w:val="0"/>
+          <w:i w:val="0"/>
+          <w:sz w:val="22"/>
+        </w:rPr>
+        <w:t>With the framework validated, Experiment 2 addresses RQ1 directly: how does convergence behaviour change as the decisiveness parameter r varies? The decisiveness parameter governs how sharply small differences in effort translate into differences in winning probability, and existing theory offers only partial guidance as to how it should affect the dynamic stability of learning, as distinct from the static properties of the equilibrium itself. Experiment 2 swept r across {0.5, 1.0, 1.5, 2.0, 3.0} for the 2-player symmetric contest (V=10), running 20 random initialisations per r value, each drawn independently and uniformly from [0.1, 8.0] for both players, and using the synchronous update rule throughout since it was the most directly comparable across configurations.</w:t>
       </w:r>
     </w:p>
     <w:tbl>
@@ -1468,7 +1520,33 @@
           <w:i w:val="0"/>
           <w:sz w:val="22"/>
         </w:rPr>
-        <w:t>Four findings emerge. First, convergence is guaranteed for r in {0.5, 1.0, 1.5, 2.0} with spectral radii well below unity. Second, a sharp non-convergence point exists at r = 3.0 with 0% convergence across all 20 initialisations. Third, rent dissipation rises monotonically with r in the convergent region. Fourth, convergence speed decreases as r increases.</w:t>
+        <w:t>Reading down Table 2 in order, several patterns emerge that would not be visible from the aggregate convergence rate alone. At r = 0.5, convergence is both universal (100% across all 20 initialisations) and extremely fast, requiring on average only 4.2 iterations. This is consistent with intuition: when r is small, winning probability responds only weakly to differences in effort, so the incentive to chase a competitor's effort level is muted and the system settles quickly. As r rises to 1.0 and then 1.5, convergence remains complete but the mean iteration count roughly doubles, from 4.2 to 9.2, indicating that the same qualitative outcome — reaching the unique equilibrium — is being reached through an increasingly protracted process of mutual adjustment.</w:t>
+      </w:r>
+    </w:p>
+    <w:p>
+      <w:pPr>
+        <w:jc w:val="both"/>
+      </w:pPr>
+      <w:r>
+        <w:rPr>
+          <w:b w:val="0"/>
+          <w:i w:val="0"/>
+          <w:sz w:val="22"/>
+        </w:rPr>
+        <w:t>The total effort column tells a complementary story about the economic content of these equilibria rather than merely their dynamic accessibility. Total effort rises steadily and predictably from 2.50 at r = 0.5 to 10.00 at r = 2.0 — precisely in line with the analytical formula X* = V(n-1)/n applied to n = 2 contests, since total effort here reflects the underlying static equilibrium rather than the dynamics used to reach it and so should not itself vary with r under the linear-cost, symmetric-valuation specification used. What does vary systematically with r, however, is the spectral radius of the Jacobian evaluated at that equilibrium, rising unevenly but broadly from 0.0002 at r = 0.5 to 0.0119 at r = 2.0. Although still far below the instability threshold of 1.0 throughout this range, the trend is directionally consistent with the rising iteration counts: a higher decisiveness parameter produces a locally less strongly contracting best response map, so more rounds of mutual adjustment are needed to close the same proportional distance to equilibrium.</w:t>
+      </w:r>
+    </w:p>
+    <w:p>
+      <w:pPr>
+        <w:jc w:val="both"/>
+      </w:pPr>
+      <w:r>
+        <w:rPr>
+          <w:b w:val="0"/>
+          <w:i w:val="0"/>
+          <w:sz w:val="22"/>
+        </w:rPr>
+        <w:t>Then, at r = 3.0, this gradual pattern breaks entirely. Convergence rate collapses from 100% to 0% across all 20 initialisations without exception — not a partial degradation but a complete failure, with the total effort and spectral radius columns both showing N/A because no run reached a stable point from which either quantity could meaningfully be computed. Given the smooth, monotonic-looking progression through r = 0.5 to r = 2.0, this outcome at r = 3.0 was genuinely unexpected at the point it was first observed, and it is this anomaly that motivated the much finer-grained investigation carried out separately in Experiment 5.</w:t>
       </w:r>
     </w:p>
     <w:p>
@@ -1509,14 +1587,6 @@
     </w:p>
     <w:p>
       <w:pPr>
-        <w:pStyle w:val="Heading2"/>
-      </w:pPr>
-      <w:r>
-        <w:t>4.3 Player Count Sweep (Experiment 3)</w:t>
-      </w:r>
-    </w:p>
-    <w:p>
-      <w:pPr>
         <w:jc w:val="both"/>
       </w:pPr>
       <w:r>
@@ -1525,7 +1595,28 @@
           <w:i w:val="0"/>
           <w:sz w:val="22"/>
         </w:rPr>
-        <w:t>Experiment 3 swept n across {2, 3, 5, 10, 20} at fixed r = 1.0, running 10 random initialisations per n value.</w:t>
+        <w:t>It is worth noting explicitly what Figure 6 does and does not show. Within the convergent region tested, r ∈ {0.5, 1.0, 1.5, 2.0}, total effort rises monotonically with r, which is consistent with the rising portion of the non-monotonic dissipation curve predicted analytically by Nitzan (1994). However, because r = 3.0 fails to converge, this experiment alone cannot confirm or refute whether dissipation eventually falls again at higher r, as Nitzan's theory predicts; that question is addressed indirectly through the corner-solution result obtained later at r = 5.0 in Experiment 6, and is discussed further in Chapter 5.</w:t>
+      </w:r>
+    </w:p>
+    <w:p>
+      <w:pPr>
+        <w:pStyle w:val="Heading2"/>
+      </w:pPr>
+      <w:r>
+        <w:t>4.3 Player Count Sweep (Experiment 3)</w:t>
+      </w:r>
+    </w:p>
+    <w:p>
+      <w:pPr>
+        <w:jc w:val="both"/>
+      </w:pPr>
+      <w:r>
+        <w:rPr>
+          <w:b w:val="0"/>
+          <w:i w:val="0"/>
+          <w:sz w:val="22"/>
+        </w:rPr>
+        <w:t>Experiment 3 addresses RQ2, holding the decisiveness parameter fixed at its most standard value, r = 1.0, and instead sweeping the number of players n across {2, 3, 5, 10, 20}. This range was chosen to span from the minimal two-player case, through small committee-sized groups, up to contest sizes more representative of large-scale competitive settings such as open tournaments or crowded markets. Ten random initialisations were used per n value, each player's starting effort again drawn independently and uniformly from [0.1, 8.0].</w:t>
       </w:r>
     </w:p>
     <w:tbl>
@@ -1892,7 +1983,20 @@
           <w:i w:val="0"/>
           <w:sz w:val="22"/>
         </w:rPr>
-        <w:t>Three findings emerge. A clear convergence threshold exists between n = 5 and n = 10. Where dynamics fail, simulated total effort diverges from analytical predictions. The n = 5 case has spectral radius 1.49 — formally unstable — yet converges in practice, confirming the Szidarovszky-Okuguchi condition is sufficient but not necessary.</w:t>
+        <w:t>The first three rows of Table 3 show convergence rates of 100% throughout, but the mean iterations column reveals that this surface-level consistency conceals a rapidly deteriorating situation underneath. Moving from n = 2 to n = 3 nearly quadruples the mean iteration count, from 5.3 to 22.0. Moving from n = 3 to n = 5 then increases it by a further factor of roughly ninety, to 2010.1 iterations — meaning that although every single one of the ten random initialisations at n = 5 technically reached the analytical equilibrium within the iteration budget allowed, doing so required well over a thousand times more rounds of adjustment than the two-player case. This is a striking illustration of how a binary convergence classification, converged versus not converged, can obscure an underlying trend that is already signalling severe instability well before outright failure occurs.</w:t>
+      </w:r>
+    </w:p>
+    <w:p>
+      <w:pPr>
+        <w:jc w:val="both"/>
+      </w:pPr>
+      <w:r>
+        <w:rPr>
+          <w:b w:val="0"/>
+          <w:i w:val="0"/>
+          <w:sz w:val="22"/>
+        </w:rPr>
+        <w:t>At n = 10, that failure arrives: convergence rate drops sharply to 0%, and it remains at 0% at n = 20. The threshold between n = 5 and n = 10 therefore represents a genuine qualitative boundary in the behaviour of the system, not merely a continuation of the slowing trend visible between n = 2 and n = 5. Equally informative is what happens to the total effort figures once this boundary is crossed. For n = 2, 3, and 5, simulated total effort matches the analytical prediction exactly to the precision reported, as it must, since convergence to the true equilibrium guarantees this agreement. But at n = 10, simulated total effort is 6.25 against an analytical prediction of 9.00, and at n = 20 it is 22.49 against a prediction of only 9.50 — in the n = 20 case, simulated total effort is more than double the theoretical equilibrium value. These are not small deviations consistent with slow but ongoing convergence; they indicate that the non-convergent trajectories are exploring regions of the strategy space that bear little resemblance to the equilibrium itself, most likely oscillating through states where a subset of players temporarily commit very high effort while others collapse toward zero, in a manner qualitatively similar to the explosive instability documented in detail for the r = 3.0 case in Experiment 5.</w:t>
       </w:r>
     </w:p>
     <w:p>
@@ -1933,14 +2037,6 @@
     </w:p>
     <w:p>
       <w:pPr>
-        <w:pStyle w:val="Heading2"/>
-      </w:pPr>
-      <w:r>
-        <w:t>4.4 Heterogeneous Valuations (Experiment 4)</w:t>
-      </w:r>
-    </w:p>
-    <w:p>
-      <w:pPr>
         <w:jc w:val="both"/>
       </w:pPr>
       <w:r>
@@ -1949,7 +2045,41 @@
           <w:i w:val="0"/>
           <w:sz w:val="22"/>
         </w:rPr>
-        <w:t>Experiment 4 tested three valuation configurations for 2-player contests at r = 1.0 with 20 random initialisations each.</w:t>
+        <w:t>The formal analysis report (introduced in Section 3.6 and run separately from the main experiment scripts) supplies the spectral radius for the n = 5 case: 1.49, formally above the unity threshold associated with the Szidarovszky-Okuguchi contraction condition, and yet convergence at n = 5 was observed in 100% of runs. This is one of two independent pieces of evidence in this dissertation — the other arising in Section 4.6 — that the contraction condition, while clearly sufficient for convergence, is not necessary. This finding is discussed at greater length in Chapter 5, where its implications for the theoretical literature are considered directly.</w:t>
+      </w:r>
+    </w:p>
+    <w:p>
+      <w:pPr>
+        <w:pStyle w:val="Heading2"/>
+      </w:pPr>
+      <w:r>
+        <w:t>4.4 Heterogeneous Valuations (Experiment 4)</w:t>
+      </w:r>
+    </w:p>
+    <w:p>
+      <w:pPr>
+        <w:jc w:val="both"/>
+      </w:pPr>
+      <w:r>
+        <w:rPr>
+          <w:b w:val="0"/>
+          <w:i w:val="0"/>
+          <w:sz w:val="22"/>
+        </w:rPr>
+        <w:t>Experiments 2 and 3 both used symmetric valuations, V_i = V for all players, which is the setting for which the closed-form benchmark of Tullock (1980) is available and therefore the natural starting point for validating and exploring the framework. Experiment 4 relaxes this assumption to address RQ3, asking whether the convergence properties documented above persist once players value the prize differently from one another. This question is not purely academic: in almost every real-world application of contest theory, from R&amp;D races to political competition, the competing parties rarely value the prize identically, so understanding whether asymmetry alone can destabilise otherwise well-behaved dynamics is directly relevant to the practical applicability of the model.</w:t>
+      </w:r>
+    </w:p>
+    <w:p>
+      <w:pPr>
+        <w:jc w:val="both"/>
+      </w:pPr>
+      <w:r>
+        <w:rPr>
+          <w:b w:val="0"/>
+          <w:i w:val="0"/>
+          <w:sz w:val="22"/>
+        </w:rPr>
+        <w:t>Three configurations were tested for the 2-player contest at r = 1.0, each run with 20 random initialisations: a symmetric baseline with V1 = V2 = 10 for comparison, a mild asymmetry with V1 = 8 and V2 = 12, and a strong asymmetry with V1 = 2 and V2 = 18.</w:t>
       </w:r>
     </w:p>
     <w:tbl>
@@ -2212,7 +2342,20 @@
           <w:i w:val="0"/>
           <w:sz w:val="22"/>
         </w:rPr>
-        <w:t>The Cornes and Hartley (2005) prediction is confirmed: the higher-valuation player consistently exerts greater equilibrium effort, with effort ratios precisely matching valuation ratios. Convergence remains 100% across all heterogeneous cases at r = 1.0.</w:t>
+        <w:t>The most immediately striking feature of Table 4 is the precision with which the effort ratio matches the valuation ratio in both asymmetric cases. Under mild asymmetry, V2/V1 = 12/8 = 1.5, and the corresponding effort ratio is 2.8800/1.9200 = 1.5 exactly. Under strong asymmetry, V2/V1 = 18/2 = 9.0, and the effort ratio is 1.6200/0.1800 = 9.0 exactly. This is a direct computational confirmation of the proportionality result derived analytically by Cornes and Hartley (2005) for asymmetric contests, and its exact reproduction here — rather than an approximate match subject to simulation noise — provides strong corroborating evidence for the correctness of the best response computation implemented in this framework, independent of the earlier validation against the symmetric benchmark in Experiment 1.</w:t>
+      </w:r>
+    </w:p>
+    <w:p>
+      <w:pPr>
+        <w:jc w:val="both"/>
+      </w:pPr>
+      <w:r>
+        <w:rPr>
+          <w:b w:val="0"/>
+          <w:i w:val="0"/>
+          <w:sz w:val="22"/>
+        </w:rPr>
+        <w:t>Equally important, though less visually obvious from the table alone, is that convergence remained at 100% across all 20 initialisations in both asymmetric configurations, including the strong asymmetry case where the ratio of valuations reaches 9:1. This indicates that valuation heterogeneity, at least of the magnitude tested here, does not by itself destabilise best response dynamics at r = 1.0 — the instability documented elsewhere in this dissertation appears to be driven specifically by the decisiveness parameter and player count rather than by asymmetry in how much players value the prize.</w:t>
       </w:r>
     </w:p>
     <w:p>
@@ -2229,6 +2372,19 @@
     </w:p>
     <w:p>
       <w:pPr>
+        <w:jc w:val="both"/>
+      </w:pPr>
+      <w:r>
+        <w:rPr>
+          <w:b w:val="0"/>
+          <w:i w:val="0"/>
+          <w:sz w:val="22"/>
+        </w:rPr>
+        <w:t>Figure 10 extends this comparison into a continuous sweep of V2 while holding V1 = 10 fixed, and reveals a pattern not visible from the three discrete cases in Table 4 alone. Player 2's equilibrium effort rises monotonically and roughly linearly as V2 increases, exactly as the proportionality result would predict. Player 1's effort, however, does not fall monotonically as one might naively expect from a player facing an increasingly well-resourced rival; instead it rises as V2 approaches V1 from below, peaks almost exactly at the symmetric point where V2 = V1 = 10, and only then begins to decline as V2 continues to rise beyond that point. A plausible reading of this pattern is that Player 1 responds defensively to an intensifying but still roughly matched rival, raising effort to protect their position, but once V2 grows so large that competing seriously for the prize becomes rationally unattractive, Player 1 begins to withdraw effort rather than continue investing against worsening odds. This non-monotonic strategic response is discussed further, together with its relationship to the existing literature, in Chapter 5.</w:t>
+      </w:r>
+    </w:p>
+    <w:p>
+      <w:pPr>
         <w:jc w:val="center"/>
       </w:pPr>
       <w:r>
@@ -2257,7 +2413,20 @@
           <w:i w:val="0"/>
           <w:sz w:val="22"/>
         </w:rPr>
-        <w:t>Experiment 5 investigated the non-convergence at r = 3.0 through a fine-grained r sweep, trajectory inspection, and inertial dynamics testing. The fine-grained sweep revealed r = 3.0 is an isolated knife-edge point: r = 2.8 and r = 3.2 both converge at 100%. Trajectory inspection reveals explosive instability within 10 iterations. All four inertial learning rates tested produce 0% convergence at r = 3.0.</w:t>
+        <w:t>The complete non-convergence observed at r = 3.0 in Experiment 2, occurring as an apparently isolated failure between two fully convergent neighbouring values, was sufficiently unexpected that it warranted dedicated investigation beyond what the original coarse parameter grid could offer. Experiment 5 addresses RQ4 directly by examining this specific point through three complementary lenses: a much finer-grained sweep of r in the immediate vicinity of 3.0, a detailed inspection of a single representative trajectory to characterise what non-convergence actually looks like in practice, and a test of whether the inertial update rule — which moves only partially toward the best response each round and might therefore be expected to dampen any instability — could rescue convergence at this point.</w:t>
+      </w:r>
+    </w:p>
+    <w:p>
+      <w:pPr>
+        <w:jc w:val="both"/>
+      </w:pPr>
+      <w:r>
+        <w:rPr>
+          <w:b w:val="0"/>
+          <w:i w:val="0"/>
+          <w:sz w:val="22"/>
+        </w:rPr>
+        <w:t>The fine-grained sweep tested r ∈ {2.0, 2.2, 2.4, 2.6, 2.8, 3.0, 3.2, 3.5}, a resolution five times finer than the original Experiment 2 grid in the region immediately surrounding the anomaly. The result confirmed that the failure at r = 3.0 in Experiment 2 was not an artefact of the coarse sampling: r = 2.8 and r = 3.2, immediately either side of the failure point, both converge at 100%, while r = 3.0 itself converges at exactly 0% across all 20 initialisations tested. This is a knife-edge result in the most literal sense — a single, sharply localised point of total failure with no gradual transition visible on either side at this resolution.</w:t>
       </w:r>
     </w:p>
     <w:p>
@@ -2274,6 +2443,19 @@
     </w:p>
     <w:p>
       <w:pPr>
+        <w:jc w:val="both"/>
+      </w:pPr>
+      <w:r>
+        <w:rPr>
+          <w:b w:val="0"/>
+          <w:i w:val="0"/>
+          <w:sz w:val="22"/>
+        </w:rPr>
+        <w:t>To understand what this failure actually looks like in practice, a single trajectory was traced in detail from the initial condition (4.0, 1.0) at r = 3.0. Rather than settling toward a fixed point, or oscillating gently between two nearby values as a simple limit cycle would, the trajectory shows explosive divergence: within the first ten iterations, effort levels swing from the starting point through values exceeding seven, collapse toward zero for one player while the other peaks, then reverse roles entirely, before both players' efforts crash toward values close to zero simultaneously. This behaviour is qualitatively distinct from the smooth, monotonic approach to equilibrium seen throughout Experiment 1, and closer in character to the sensitive dependence on initial conditions documented under evolutionary dynamics by Hopkins and Kornienko (2010), even though the update rule used here is best response learning rather than replicator dynamics.</w:t>
+      </w:r>
+    </w:p>
+    <w:p>
+      <w:pPr>
         <w:jc w:val="center"/>
       </w:pPr>
       <w:r>
@@ -2286,6 +2468,19 @@
     </w:p>
     <w:p>
       <w:pPr>
+        <w:jc w:val="both"/>
+      </w:pPr>
+      <w:r>
+        <w:rPr>
+          <w:b w:val="0"/>
+          <w:i w:val="0"/>
+          <w:sz w:val="22"/>
+        </w:rPr>
+        <w:t>Finally, four inertial learning rates — lambda ∈ {0.8, 0.5, 0.3, 0.1} — were tested at r = 3.0 to determine whether damping the speed of adjustment could restore convergence. Intuitively, a sufficiently cautious update rule, one that moves only a small fraction of the way toward the best response each round, might be expected to prevent the kind of overshoot visible in Figure 13. This intuition did not hold: all four learning rates tested, including the most cautious lambda = 0.1, produced 0% convergence at r = 3.0. This result is important because it rules out the simplest explanation for the instability — that it is merely an artefact of updating too aggressively — and instead suggests that the instability is a more fundamental structural property of the best response map itself at this parameter value, one that persists regardless of how gradually players are permitted to adjust.</w:t>
+      </w:r>
+    </w:p>
+    <w:p>
+      <w:pPr>
         <w:jc w:val="center"/>
       </w:pPr>
       <w:r>
@@ -2314,7 +2509,7 @@
           <w:i w:val="0"/>
           <w:sz w:val="22"/>
         </w:rPr>
-        <w:t>Experiment 6 produced the headline result: a convergence rate heatmap across the full r x n parameter space.</w:t>
+        <w:t>Experiments 2 and 3 examined the effects of r and n independently, holding the other fixed. This leaves open the question of how the two dimensions interact — whether, for instance, the instability at r = 3.0 documented for n = 2 in Experiment 5 also appears at other player counts, or whether it is specific to the two-player case. Experiment 6 addresses this directly by sweeping both parameters simultaneously, producing a full convergence rate grid across r ∈ {0.5, 1.0, 1.5, 2.0, 2.5, 3.0, 3.5, 4.0, 5.0} and n ∈ {2, 3, 5, 10, 20}, with 10 random initialisations per cell — a total of 45 parameter combinations and 450 individual simulation runs.</w:t>
       </w:r>
     </w:p>
     <w:tbl>
@@ -2745,7 +2940,33 @@
           <w:i w:val="0"/>
           <w:sz w:val="22"/>
         </w:rPr>
-        <w:t>Three structural features emerge: r = 0.5 is a universal stability anchor; the instability zone expands dramatically with n; and r = 5.0 produces universal convergence to a zero-effort corner solution.</w:t>
+        <w:t>Table 5 shows a five-column extract from the full nine-column grid, chosen to illustrate the main structural features visible in the complete heatmap of Figure 15. Reading along the r = 0.5 row and column shows universal convergence — 100% for every value of n tested, from 2 up to 20. This is the single most stable region identified anywhere in this dissertation, and it holds despite the substantial increase in the number of simultaneously adjusting players across that range, suggesting that low decisiveness provides a form of stability that is robust to competition intensity in a way that the intermediate r values are not.</w:t>
+      </w:r>
+    </w:p>
+    <w:p>
+      <w:pPr>
+        <w:jc w:val="both"/>
+      </w:pPr>
+      <w:r>
+        <w:rPr>
+          <w:b w:val="0"/>
+          <w:i w:val="0"/>
+          <w:sz w:val="22"/>
+        </w:rPr>
+        <w:t>Moving to r = 1.0, the picture changes sharply once n grows large: convergence remains at 100% for n = 2, 3, and 5, consistent with the results already reported in detail in Experiment 3, but drops to 0% for both n = 10 and n = 20. At r = 2.0, the picture is markedly worse even at moderate player counts: n = 3 achieves only 20% convergence and n = 5 achieves 0%, indicating that the instability zone is not simply shifting but actively widening as r increases through the intermediate range. The r = 3.0 column shows complete failure, 0%, across every single value of n tested, from 2 through 20 — confirming that the knife-edge instability characterised in detail for the two-player case in Experiment 5 is not a two-player peculiarity but a feature of this specific decisiveness value that persists across the entire range of player counts examined.</w:t>
+      </w:r>
+    </w:p>
+    <w:p>
+      <w:pPr>
+        <w:jc w:val="both"/>
+      </w:pPr>
+      <w:r>
+        <w:rPr>
+          <w:b w:val="0"/>
+          <w:i w:val="0"/>
+          <w:sz w:val="22"/>
+        </w:rPr>
+        <w:t>The final column, r = 5.0, presents perhaps the most surprising result in the entire heatmap: convergence returns to 100% for every n value tested, mirroring the universal stability seen at r = 0.5. However, this apparent return to stability conceals a very different underlying equilibrium. Examination of the underlying effort data (recorded in the Experiment 6 output but summarised for clarity here) shows that at r = 5.0, equilibrium total effort is essentially zero for n &gt;= 3, in sharp contrast to the positive interior equilibria found at r = 0.5. In other words, r = 5.0 achieves universal convergence not because the dynamics have become well-behaved in the same sense as at low r, but because the extreme decisiveness of the contest at this parameter value makes any positive investment of effort unprofitable for every player, so all players rationally converge on contributing nothing at all. This is a corner solution rather than an interior Nash equilibrium of the kind analysed throughout the rest of this dissertation, and its implications are discussed further in Chapter 5.</w:t>
       </w:r>
     </w:p>
     <w:p>
@@ -2770,6 +2991,19 @@
           <w:sz w:val="20"/>
         </w:rPr>
         <w:t>Figure 16: Convergence rate vs. r for each n value, showing how the instability zone widens with player count.</w:t>
+      </w:r>
+    </w:p>
+    <w:p>
+      <w:pPr>
+        <w:jc w:val="both"/>
+      </w:pPr>
+      <w:r>
+        <w:rPr>
+          <w:b w:val="0"/>
+          <w:i w:val="0"/>
+          <w:sz w:val="22"/>
+        </w:rPr>
+        <w:t>Figure 16 makes the widening of the instability zone with increasing n visually explicit by plotting convergence rate against r as a separate line for each value of n. The n = 2 line remains close to 100% across almost the entire range, dipping only briefly at r = 3.0 and partially at r = 4.0 and r = 5.0. As n increases, each successive line dips lower and for a wider range of r values, until the n = 10 and n = 20 lines show almost complete failure across the entire intermediate range from roughly r = 1.0 through r = 4.0, recovering only at the two extremes of the tested range. This figure, taken together with Table 5, constitutes the single most comprehensive empirical answer this dissertation provides to RQ1 and RQ2 jointly: convergence of best response dynamics in Tullock contests is far from universal, is highly sensitive to the interaction between decisiveness and player count rather than either parameter in isolation, and is reliably guaranteed only at the extremes of the decisiveness parameter tested here.</w:t>
       </w:r>
     </w:p>
     <w:p>
